--- a/templates/sdp/SDP_占位符版.docx
+++ b/templates/sdp/SDP_占位符版.docx
@@ -13707,6 +13707,14 @@
     </w:p>
     <w:p>
       <w:pPr>
+        <w:jc w:val="center"/>
+      </w:pPr>
+      <w:r>
+        <w:t>{{table.doc_scale_est}}</w:t>
+      </w:r>
+    </w:p>
+    <w:p>
+      <w:pPr>
         <w:numPr>
           <w:ilvl w:val="0"/>
           <w:numId w:val="4"/>
@@ -41091,6 +41099,14 @@
           <w:kern w:val="10"/>
         </w:rPr>
         <w:t xml:space="preserve"> 软件进度表</w:t>
+      </w:r>
+    </w:p>
+    <w:p>
+      <w:pPr>
+        <w:jc w:val="center"/>
+      </w:pPr>
+      <w:r>
+        <w:t>{{table.schedule_phases}}</w:t>
       </w:r>
     </w:p>
     <w:p>
